--- a/Rajesh_Satuluri_Resume.docx
+++ b/Rajesh_Satuluri_Resume.docx
@@ -4,7 +4,7 @@
   <w:body>
     <w:p>
       <w:pPr>
-        <w:spacing w:after="16" w:before="0"/>
+        <w:spacing w:after="10" w:before="0"/>
         <w:jc w:val="center"/>
       </w:pPr>
       <w:r>
@@ -13,26 +13,25 @@
           <w:b/>
           <w:bCs/>
           <w:color w:val="111111"/>
-          <w:sz w:val="28"/>
-          <w:szCs w:val="28"/>
+          <w:sz w:val="30"/>
+          <w:szCs w:val="30"/>
         </w:rPr>
         <w:t xml:space="preserve">RAJESH SATULURI</w:t>
       </w:r>
     </w:p>
     <w:p>
       <w:pPr>
-        <w:spacing w:after="16" w:before="0"/>
+        <w:spacing w:after="10" w:before="0"/>
         <w:jc w:val="center"/>
       </w:pPr>
       <w:r>
         <w:rPr>
           <w:rFonts w:ascii="Calibri" w:cs="Calibri" w:eastAsia="Calibri" w:hAnsi="Calibri"/>
-          <w:color w:val="555555"/>
-          <w:spacing w:val="100"/>
-          <w:sz w:val="18"/>
-          <w:szCs w:val="18"/>
-        </w:rPr>
-        <w:t xml:space="preserve">SENIOR DATA ENGINEER</w:t>
+          <w:color w:val="1B7A8C"/>
+          <w:sz w:val="20"/>
+          <w:szCs w:val="20"/>
+        </w:rPr>
+        <w:t xml:space="preserve">Senior Data Engineer</w:t>
       </w:r>
     </w:p>
     <w:p>
@@ -44,8 +43,8 @@
         <w:rPr>
           <w:rFonts w:ascii="Calibri" w:cs="Calibri" w:eastAsia="Calibri" w:hAnsi="Calibri"/>
           <w:color w:val="111111"/>
-          <w:sz w:val="16"/>
-          <w:szCs w:val="16"/>
+          <w:sz w:val="17"/>
+          <w:szCs w:val="17"/>
         </w:rPr>
         <w:t xml:space="preserve">✉  rajesh.satuluri79@gmail.com</w:t>
       </w:r>
@@ -53,19 +52,30 @@
         <w:rPr>
           <w:rFonts w:ascii="Calibri" w:cs="Calibri" w:eastAsia="Calibri" w:hAnsi="Calibri"/>
           <w:color w:val="111111"/>
-          <w:sz w:val="16"/>
-          <w:szCs w:val="16"/>
-        </w:rPr>
-        <w:t xml:space="preserve">   ·   ☎  +91 8106783397</w:t>
-      </w:r>
-      <w:r>
-        <w:rPr>
-          <w:rFonts w:ascii="Calibri" w:cs="Calibri" w:eastAsia="Calibri" w:hAnsi="Calibri"/>
-          <w:color w:val="111111"/>
-          <w:sz w:val="16"/>
-          <w:szCs w:val="16"/>
-        </w:rPr>
-        <w:t xml:space="preserve">   ·   ⚲  Hyderabad, Telangana</w:t>
+          <w:sz w:val="17"/>
+          <w:szCs w:val="17"/>
+        </w:rPr>
+        <w:t xml:space="preserve">   |   ☎  +91 8106783397</w:t>
+      </w:r>
+      <w:r>
+        <w:rPr>
+          <w:rFonts w:ascii="Calibri" w:cs="Calibri" w:eastAsia="Calibri" w:hAnsi="Calibri"/>
+          <w:color w:val="111111"/>
+          <w:sz w:val="17"/>
+          <w:szCs w:val="17"/>
+        </w:rPr>
+        <w:t xml:space="preserve">   |   ⚲  Hyderabad, Telangana</w:t>
+      </w:r>
+    </w:p>
+    <w:p>
+      <w:pPr>
+        <w:pBdr>
+          <w:bottom w:val="single" w:color="CCCCCC" w:sz="4"/>
+        </w:pBdr>
+        <w:spacing w:after="0" w:before="0"/>
+      </w:pPr>
+      <w:r>
+        <w:t xml:space="preserve"/>
       </w:r>
     </w:p>
     <w:p>
@@ -73,7 +83,7 @@
         <w:pBdr>
           <w:bottom w:val="single" w:color="1B7A8C" w:sz="6"/>
         </w:pBdr>
-        <w:spacing w:after="40" w:before="110"/>
+        <w:spacing w:after="50" w:before="120"/>
       </w:pPr>
       <w:r>
         <w:rPr>
@@ -81,10 +91,287 @@
           <w:b/>
           <w:bCs/>
           <w:color w:val="1B7A8C"/>
-          <w:sz w:val="19"/>
-          <w:szCs w:val="19"/>
-        </w:rPr>
-        <w:t xml:space="preserve">WORK EXPERIENCE</w:t>
+          <w:sz w:val="20"/>
+          <w:szCs w:val="20"/>
+        </w:rPr>
+        <w:t xml:space="preserve">PROFESSIONAL SUMMARY</w:t>
+      </w:r>
+    </w:p>
+    <w:p>
+      <w:pPr>
+        <w:spacing w:after="0" w:before="0"/>
+      </w:pPr>
+      <w:r>
+        <w:rPr>
+          <w:rFonts w:ascii="Calibri" w:cs="Calibri" w:eastAsia="Calibri" w:hAnsi="Calibri"/>
+          <w:color w:val="111111"/>
+          <w:sz w:val="18"/>
+          <w:szCs w:val="18"/>
+        </w:rPr>
+        <w:t xml:space="preserve">Senior Data Engineer with 3+ years of experience building production-grade supply chain data pipelines and cloud-native Lakehouse architectures on the o9 Digital Brain platform. Proficient in real-time streaming (Kafka, Flink), batch processing (PySpark, Databricks, Delta Lake), workflow orchestration (Airflow), and Azure cloud services; proven track record of delivering end-to-end integrations, major production go-lives, and high-impact data solutions.</w:t>
+      </w:r>
+    </w:p>
+    <w:p>
+      <w:pPr>
+        <w:pBdr>
+          <w:bottom w:val="single" w:color="1B7A8C" w:sz="6"/>
+        </w:pBdr>
+        <w:spacing w:after="50" w:before="120"/>
+      </w:pPr>
+      <w:r>
+        <w:rPr>
+          <w:rFonts w:ascii="Calibri" w:cs="Calibri" w:eastAsia="Calibri" w:hAnsi="Calibri"/>
+          <w:b/>
+          <w:bCs/>
+          <w:color w:val="1B7A8C"/>
+          <w:sz w:val="20"/>
+          <w:szCs w:val="20"/>
+        </w:rPr>
+        <w:t xml:space="preserve">TECHNICAL SKILLS</w:t>
+      </w:r>
+    </w:p>
+    <w:p>
+      <w:pPr>
+        <w:spacing w:after="16" w:before="16"/>
+      </w:pPr>
+      <w:r>
+        <w:rPr>
+          <w:rFonts w:ascii="Calibri" w:cs="Calibri" w:eastAsia="Calibri" w:hAnsi="Calibri"/>
+          <w:b/>
+          <w:bCs/>
+          <w:color w:val="111111"/>
+          <w:sz w:val="18"/>
+          <w:szCs w:val="18"/>
+        </w:rPr>
+        <w:t xml:space="preserve">Programming &amp; Query: </w:t>
+      </w:r>
+      <w:r>
+        <w:rPr>
+          <w:rFonts w:ascii="Calibri" w:cs="Calibri" w:eastAsia="Calibri" w:hAnsi="Calibri"/>
+          <w:color w:val="111111"/>
+          <w:sz w:val="18"/>
+          <w:szCs w:val="18"/>
+        </w:rPr>
+        <w:t xml:space="preserve">Python, PySpark, SQL, Spark SQL</w:t>
+      </w:r>
+    </w:p>
+    <w:p>
+      <w:pPr>
+        <w:spacing w:after="16" w:before="16"/>
+      </w:pPr>
+      <w:r>
+        <w:rPr>
+          <w:rFonts w:ascii="Calibri" w:cs="Calibri" w:eastAsia="Calibri" w:hAnsi="Calibri"/>
+          <w:b/>
+          <w:bCs/>
+          <w:color w:val="111111"/>
+          <w:sz w:val="18"/>
+          <w:szCs w:val="18"/>
+        </w:rPr>
+        <w:t xml:space="preserve">Data Engineering &amp; ETL: </w:t>
+      </w:r>
+      <w:r>
+        <w:rPr>
+          <w:rFonts w:ascii="Calibri" w:cs="Calibri" w:eastAsia="Calibri" w:hAnsi="Calibri"/>
+          <w:color w:val="111111"/>
+          <w:sz w:val="18"/>
+          <w:szCs w:val="18"/>
+        </w:rPr>
+        <w:t xml:space="preserve">Apache Spark, Databricks, Azure Data Factory, SSIS, Apache NiFi</w:t>
+      </w:r>
+    </w:p>
+    <w:p>
+      <w:pPr>
+        <w:spacing w:after="16" w:before="16"/>
+      </w:pPr>
+      <w:r>
+        <w:rPr>
+          <w:rFonts w:ascii="Calibri" w:cs="Calibri" w:eastAsia="Calibri" w:hAnsi="Calibri"/>
+          <w:b/>
+          <w:bCs/>
+          <w:color w:val="111111"/>
+          <w:sz w:val="18"/>
+          <w:szCs w:val="18"/>
+        </w:rPr>
+        <w:t xml:space="preserve">Data Lake &amp; Lakehouse: </w:t>
+      </w:r>
+      <w:r>
+        <w:rPr>
+          <w:rFonts w:ascii="Calibri" w:cs="Calibri" w:eastAsia="Calibri" w:hAnsi="Calibri"/>
+          <w:color w:val="111111"/>
+          <w:sz w:val="18"/>
+          <w:szCs w:val="18"/>
+        </w:rPr>
+        <w:t xml:space="preserve">Delta Lake, Apache Iceberg, Azure Data Lake Storage, Medallion Architecture</w:t>
+      </w:r>
+    </w:p>
+    <w:p>
+      <w:pPr>
+        <w:spacing w:after="16" w:before="16"/>
+      </w:pPr>
+      <w:r>
+        <w:rPr>
+          <w:rFonts w:ascii="Calibri" w:cs="Calibri" w:eastAsia="Calibri" w:hAnsi="Calibri"/>
+          <w:b/>
+          <w:bCs/>
+          <w:color w:val="111111"/>
+          <w:sz w:val="18"/>
+          <w:szCs w:val="18"/>
+        </w:rPr>
+        <w:t xml:space="preserve">Data Warehousing: </w:t>
+      </w:r>
+      <w:r>
+        <w:rPr>
+          <w:rFonts w:ascii="Calibri" w:cs="Calibri" w:eastAsia="Calibri" w:hAnsi="Calibri"/>
+          <w:color w:val="111111"/>
+          <w:sz w:val="18"/>
+          <w:szCs w:val="18"/>
+        </w:rPr>
+        <w:t xml:space="preserve">Snowflake, Azure Synapse Analytics</w:t>
+      </w:r>
+    </w:p>
+    <w:p>
+      <w:pPr>
+        <w:spacing w:after="16" w:before="16"/>
+      </w:pPr>
+      <w:r>
+        <w:rPr>
+          <w:rFonts w:ascii="Calibri" w:cs="Calibri" w:eastAsia="Calibri" w:hAnsi="Calibri"/>
+          <w:b/>
+          <w:bCs/>
+          <w:color w:val="111111"/>
+          <w:sz w:val="18"/>
+          <w:szCs w:val="18"/>
+        </w:rPr>
+        <w:t xml:space="preserve">Streaming &amp; Real-Time: </w:t>
+      </w:r>
+      <w:r>
+        <w:rPr>
+          <w:rFonts w:ascii="Calibri" w:cs="Calibri" w:eastAsia="Calibri" w:hAnsi="Calibri"/>
+          <w:color w:val="111111"/>
+          <w:sz w:val="18"/>
+          <w:szCs w:val="18"/>
+        </w:rPr>
+        <w:t xml:space="preserve">Apache Kafka, Apache Flink, Apache NiFi, Kafka Connect</w:t>
+      </w:r>
+    </w:p>
+    <w:p>
+      <w:pPr>
+        <w:spacing w:after="16" w:before="16"/>
+      </w:pPr>
+      <w:r>
+        <w:rPr>
+          <w:rFonts w:ascii="Calibri" w:cs="Calibri" w:eastAsia="Calibri" w:hAnsi="Calibri"/>
+          <w:b/>
+          <w:bCs/>
+          <w:color w:val="111111"/>
+          <w:sz w:val="18"/>
+          <w:szCs w:val="18"/>
+        </w:rPr>
+        <w:t xml:space="preserve">Orchestration: </w:t>
+      </w:r>
+      <w:r>
+        <w:rPr>
+          <w:rFonts w:ascii="Calibri" w:cs="Calibri" w:eastAsia="Calibri" w:hAnsi="Calibri"/>
+          <w:color w:val="111111"/>
+          <w:sz w:val="18"/>
+          <w:szCs w:val="18"/>
+        </w:rPr>
+        <w:t xml:space="preserve">Apache Airflow, Databricks Workflows</w:t>
+      </w:r>
+    </w:p>
+    <w:p>
+      <w:pPr>
+        <w:spacing w:after="16" w:before="16"/>
+      </w:pPr>
+      <w:r>
+        <w:rPr>
+          <w:rFonts w:ascii="Calibri" w:cs="Calibri" w:eastAsia="Calibri" w:hAnsi="Calibri"/>
+          <w:b/>
+          <w:bCs/>
+          <w:color w:val="111111"/>
+          <w:sz w:val="18"/>
+          <w:szCs w:val="18"/>
+        </w:rPr>
+        <w:t xml:space="preserve">Cloud &amp; Big Data: </w:t>
+      </w:r>
+      <w:r>
+        <w:rPr>
+          <w:rFonts w:ascii="Calibri" w:cs="Calibri" w:eastAsia="Calibri" w:hAnsi="Calibri"/>
+          <w:color w:val="111111"/>
+          <w:sz w:val="18"/>
+          <w:szCs w:val="18"/>
+        </w:rPr>
+        <w:t xml:space="preserve">Azure: ADLS, ADF, Databricks, Synapse, Unity Catalog</w:t>
+      </w:r>
+    </w:p>
+    <w:p>
+      <w:pPr>
+        <w:spacing w:after="16" w:before="16"/>
+      </w:pPr>
+      <w:r>
+        <w:rPr>
+          <w:rFonts w:ascii="Calibri" w:cs="Calibri" w:eastAsia="Calibri" w:hAnsi="Calibri"/>
+          <w:b/>
+          <w:bCs/>
+          <w:color w:val="111111"/>
+          <w:sz w:val="18"/>
+          <w:szCs w:val="18"/>
+        </w:rPr>
+        <w:t xml:space="preserve">Databases: </w:t>
+      </w:r>
+      <w:r>
+        <w:rPr>
+          <w:rFonts w:ascii="Calibri" w:cs="Calibri" w:eastAsia="Calibri" w:hAnsi="Calibri"/>
+          <w:color w:val="111111"/>
+          <w:sz w:val="18"/>
+          <w:szCs w:val="18"/>
+        </w:rPr>
+        <w:t xml:space="preserve">SQL Server, MySQL, PostgreSQL, Snowflake</w:t>
+      </w:r>
+    </w:p>
+    <w:p>
+      <w:pPr>
+        <w:spacing w:after="16" w:before="16"/>
+      </w:pPr>
+      <w:r>
+        <w:rPr>
+          <w:rFonts w:ascii="Calibri" w:cs="Calibri" w:eastAsia="Calibri" w:hAnsi="Calibri"/>
+          <w:b/>
+          <w:bCs/>
+          <w:color w:val="111111"/>
+          <w:sz w:val="18"/>
+          <w:szCs w:val="18"/>
+        </w:rPr>
+        <w:t xml:space="preserve">o9 Solutions Platform: </w:t>
+      </w:r>
+      <w:r>
+        <w:rPr>
+          <w:rFonts w:ascii="Calibri" w:cs="Calibri" w:eastAsia="Calibri" w:hAnsi="Calibri"/>
+          <w:color w:val="111111"/>
+          <w:sz w:val="18"/>
+          <w:szCs w:val="18"/>
+        </w:rPr>
+        <w:t xml:space="preserve">o9 Digital Brain, IBPL, o9 DB Designer, Enterprise Knowledge Graph, Graph Cube</w:t>
+      </w:r>
+    </w:p>
+    <w:p>
+      <w:pPr>
+        <w:pBdr>
+          <w:bottom w:val="single" w:color="1B7A8C" w:sz="6"/>
+        </w:pBdr>
+        <w:spacing w:after="50" w:before="120"/>
+      </w:pPr>
+      <w:r>
+        <w:rPr>
+          <w:rFonts w:ascii="Calibri" w:cs="Calibri" w:eastAsia="Calibri" w:hAnsi="Calibri"/>
+          <w:b/>
+          <w:bCs/>
+          <w:color w:val="1B7A8C"/>
+          <w:sz w:val="20"/>
+          <w:szCs w:val="20"/>
+        </w:rPr>
+        <w:t xml:space="preserve">PROFESSIONAL EXPERIENCE</w:t>
       </w:r>
     </w:p>
     <w:p>
@@ -103,32 +390,32 @@
           <w:sz w:val="18"/>
           <w:szCs w:val="18"/>
         </w:rPr>
-        <w:t xml:space="preserve">O9 SOLUTIONS  –  SENIOR DATA ENGINEER</w:t>
-      </w:r>
-      <w:r>
-        <w:rPr>
-          <w:rFonts w:ascii="Calibri" w:cs="Calibri" w:eastAsia="Calibri" w:hAnsi="Calibri"/>
-          <w:color w:val="555555"/>
-          <w:sz w:val="16"/>
-          <w:szCs w:val="16"/>
-        </w:rPr>
-        <w:t xml:space="preserve">	July 2022 – Present</w:t>
-      </w:r>
-    </w:p>
-    <w:p>
-      <w:pPr>
-        <w:spacing w:after="8" w:before="30"/>
-      </w:pPr>
-      <w:r>
-        <w:rPr>
-          <w:rFonts w:ascii="Calibri" w:cs="Calibri" w:eastAsia="Calibri" w:hAnsi="Calibri"/>
-          <w:b/>
-          <w:bCs/>
-          <w:color w:val="111111"/>
+        <w:t xml:space="preserve">O9 Solutions  —  Senior Data Engineer</w:t>
+      </w:r>
+      <w:r>
+        <w:rPr>
+          <w:rFonts w:ascii="Calibri" w:cs="Calibri" w:eastAsia="Calibri" w:hAnsi="Calibri"/>
+          <w:color w:val="888888"/>
           <w:sz w:val="17"/>
           <w:szCs w:val="17"/>
         </w:rPr>
-        <w:t xml:space="preserve">Data Integration &amp; Supply Chain Pipelines</w:t>
+        <w:t xml:space="preserve">	Jul 2022 – Present</w:t>
+      </w:r>
+    </w:p>
+    <w:p>
+      <w:pPr>
+        <w:spacing w:after="12" w:before="0"/>
+      </w:pPr>
+      <w:r>
+        <w:rPr>
+          <w:rFonts w:ascii="Calibri" w:cs="Calibri" w:eastAsia="Calibri" w:hAnsi="Calibri"/>
+          <w:i/>
+          <w:iCs/>
+          <w:color w:val="555555"/>
+          <w:sz w:val="17"/>
+          <w:szCs w:val="17"/>
+        </w:rPr>
+        <w:t xml:space="preserve">Supply chain data integration · o9 Digital Brain platform · Apache NiFi · SQL</w:t>
       </w:r>
     </w:p>
     <w:p>
@@ -138,14 +425,14 @@
           <w:ilvl w:val="0"/>
           <w:numId w:val="2"/>
         </w:numPr>
-        <w:spacing w:after="14" w:before="14"/>
-      </w:pPr>
-      <w:r>
-        <w:rPr>
-          <w:rFonts w:ascii="Calibri" w:cs="Calibri" w:eastAsia="Calibri" w:hAnsi="Calibri"/>
-          <w:color w:val="111111"/>
-          <w:sz w:val="17"/>
-          <w:szCs w:val="17"/>
+        <w:spacing w:after="16" w:before="16"/>
+      </w:pPr>
+      <w:r>
+        <w:rPr>
+          <w:rFonts w:ascii="Calibri" w:cs="Calibri" w:eastAsia="Calibri" w:hAnsi="Calibri"/>
+          <w:color w:val="111111"/>
+          <w:sz w:val="18"/>
+          <w:szCs w:val="18"/>
         </w:rPr>
         <w:t xml:space="preserve">Built end-to-end data integration pipelines for Supply Planning, Demand Planning, Order Handling, Kitting, and Costing workflows on the o9 Digital Brain platform</w:t>
       </w:r>
@@ -157,32 +444,16 @@
           <w:ilvl w:val="0"/>
           <w:numId w:val="2"/>
         </w:numPr>
-        <w:spacing w:after="14" w:before="14"/>
-      </w:pPr>
-      <w:r>
-        <w:rPr>
-          <w:rFonts w:ascii="Calibri" w:cs="Calibri" w:eastAsia="Calibri" w:hAnsi="Calibri"/>
-          <w:color w:val="111111"/>
-          <w:sz w:val="17"/>
-          <w:szCs w:val="17"/>
-        </w:rPr>
-        <w:t xml:space="preserve">Developed ingestion, validation, transformation, deduplication, and aggregation logic across SFTP/API → SQL staging → o9 data flows; created source-to-target mappings and business transformation rules for high-volume datasets</w:t>
-      </w:r>
-    </w:p>
-    <w:p>
-      <w:pPr>
-        <w:spacing w:after="8" w:before="30"/>
-      </w:pPr>
-      <w:r>
-        <w:rPr>
-          <w:rFonts w:ascii="Calibri" w:cs="Calibri" w:eastAsia="Calibri" w:hAnsi="Calibri"/>
-          <w:b/>
-          <w:bCs/>
-          <w:color w:val="111111"/>
-          <w:sz w:val="17"/>
-          <w:szCs w:val="17"/>
-        </w:rPr>
-        <w:t xml:space="preserve">Near Real-Time &amp; Platform Integration</w:t>
+        <w:spacing w:after="16" w:before="16"/>
+      </w:pPr>
+      <w:r>
+        <w:rPr>
+          <w:rFonts w:ascii="Calibri" w:cs="Calibri" w:eastAsia="Calibri" w:hAnsi="Calibri"/>
+          <w:color w:val="111111"/>
+          <w:sz w:val="18"/>
+          <w:szCs w:val="18"/>
+        </w:rPr>
+        <w:t xml:space="preserve">Developed ingestion, validation, transformation, deduplication, and aggregation logic across SFTP/API → SQL staging → o9 data flows; created source-to-target mappings and business transformation rules for high-volume supply-chain datasets</w:t>
       </w:r>
     </w:p>
     <w:p>
@@ -192,16 +463,16 @@
           <w:ilvl w:val="0"/>
           <w:numId w:val="2"/>
         </w:numPr>
-        <w:spacing w:after="14" w:before="14"/>
-      </w:pPr>
-      <w:r>
-        <w:rPr>
-          <w:rFonts w:ascii="Calibri" w:cs="Calibri" w:eastAsia="Calibri" w:hAnsi="Calibri"/>
-          <w:color w:val="111111"/>
-          <w:sz w:val="17"/>
-          <w:szCs w:val="17"/>
-        </w:rPr>
-        <w:t xml:space="preserve">Developed near-real-time pipelines using Apache NiFi, APIs, and SQL with watermark-based incremental processing to prevent duplicate records and reliably propagate transactional data</w:t>
+        <w:spacing w:after="16" w:before="16"/>
+      </w:pPr>
+      <w:r>
+        <w:rPr>
+          <w:rFonts w:ascii="Calibri" w:cs="Calibri" w:eastAsia="Calibri" w:hAnsi="Calibri"/>
+          <w:color w:val="111111"/>
+          <w:sz w:val="18"/>
+          <w:szCs w:val="18"/>
+        </w:rPr>
+        <w:t xml:space="preserve">Delivered near-real-time integration using Apache NiFi, APIs, and SQL with watermark-based incremental processing to prevent duplicate records and reliably propagate transactional data</w:t>
       </w:r>
     </w:p>
     <w:p>
@@ -211,32 +482,16 @@
           <w:ilvl w:val="0"/>
           <w:numId w:val="2"/>
         </w:numPr>
-        <w:spacing w:after="14" w:before="14"/>
-      </w:pPr>
-      <w:r>
-        <w:rPr>
-          <w:rFonts w:ascii="Calibri" w:cs="Calibri" w:eastAsia="Calibri" w:hAnsi="Calibri"/>
-          <w:color w:val="111111"/>
-          <w:sz w:val="17"/>
-          <w:szCs w:val="17"/>
-        </w:rPr>
-        <w:t xml:space="preserve">Built inbound/outbound interfaces for data movement between source systems, o9, and downstream consumers; integrated IBPL, o9 DB Designer, Enterprise Knowledge Graph, and Graph Cube across multiple planning modules</w:t>
-      </w:r>
-    </w:p>
-    <w:p>
-      <w:pPr>
-        <w:spacing w:after="8" w:before="30"/>
-      </w:pPr>
-      <w:r>
-        <w:rPr>
-          <w:rFonts w:ascii="Calibri" w:cs="Calibri" w:eastAsia="Calibri" w:hAnsi="Calibri"/>
-          <w:b/>
-          <w:bCs/>
-          <w:color w:val="111111"/>
-          <w:sz w:val="17"/>
-          <w:szCs w:val="17"/>
-        </w:rPr>
-        <w:t xml:space="preserve">Production Engineering &amp; Support</w:t>
+        <w:spacing w:after="16" w:before="16"/>
+      </w:pPr>
+      <w:r>
+        <w:rPr>
+          <w:rFonts w:ascii="Calibri" w:cs="Calibri" w:eastAsia="Calibri" w:hAnsi="Calibri"/>
+          <w:color w:val="111111"/>
+          <w:sz w:val="18"/>
+          <w:szCs w:val="18"/>
+        </w:rPr>
+        <w:t xml:space="preserve">Developed integrations using IBPL, o9 DB Designer, Enterprise Knowledge Graph, and Graph Cube across Supply Planning, Demand Planning, Order Handling, Kitting, and Costing modules</w:t>
       </w:r>
     </w:p>
     <w:p>
@@ -246,16 +501,16 @@
           <w:ilvl w:val="0"/>
           <w:numId w:val="2"/>
         </w:numPr>
-        <w:spacing w:after="14" w:before="14"/>
-      </w:pPr>
-      <w:r>
-        <w:rPr>
-          <w:rFonts w:ascii="Calibri" w:cs="Calibri" w:eastAsia="Calibri" w:hAnsi="Calibri"/>
-          <w:color w:val="111111"/>
-          <w:sz w:val="17"/>
-          <w:szCs w:val="17"/>
-        </w:rPr>
-        <w:t xml:space="preserve">Delivered multiple integration enhancements and major production go-lives while maintaining reliable data delivery and resolving issues across upstream, transformation, and o9 layers</w:t>
+        <w:spacing w:after="16" w:before="16"/>
+      </w:pPr>
+      <w:r>
+        <w:rPr>
+          <w:rFonts w:ascii="Calibri" w:cs="Calibri" w:eastAsia="Calibri" w:hAnsi="Calibri"/>
+          <w:color w:val="111111"/>
+          <w:sz w:val="18"/>
+          <w:szCs w:val="18"/>
+        </w:rPr>
+        <w:t xml:space="preserve">Delivered multiple integration enhancements and major production go-lives while maintaining reliable data delivery across upstream, transformation, and o9 layers</w:t>
       </w:r>
     </w:p>
     <w:p>
@@ -263,7 +518,7 @@
         <w:pBdr>
           <w:bottom w:val="single" w:color="1B7A8C" w:sz="6"/>
         </w:pBdr>
-        <w:spacing w:after="40" w:before="110"/>
+        <w:spacing w:after="50" w:before="120"/>
       </w:pPr>
       <w:r>
         <w:rPr>
@@ -271,10 +526,10 @@
           <w:b/>
           <w:bCs/>
           <w:color w:val="1B7A8C"/>
-          <w:sz w:val="19"/>
-          <w:szCs w:val="19"/>
-        </w:rPr>
-        <w:t xml:space="preserve">DATA ENGINEERING PROJECTS</w:t>
+          <w:sz w:val="20"/>
+          <w:szCs w:val="20"/>
+        </w:rPr>
+        <w:t xml:space="preserve">PROJECTS</w:t>
       </w:r>
     </w:p>
     <w:p>
@@ -293,16 +548,32 @@
           <w:sz w:val="18"/>
           <w:szCs w:val="18"/>
         </w:rPr>
-        <w:t xml:space="preserve">Real-Time Data Pipeline  |  Kafka · Flink · Iceberg · Databricks · Snowflake</w:t>
-      </w:r>
-      <w:r>
-        <w:rPr>
-          <w:rFonts w:ascii="Calibri" w:cs="Calibri" w:eastAsia="Calibri" w:hAnsi="Calibri"/>
+        <w:t xml:space="preserve">Real-Time Data Pipeline</w:t>
+      </w:r>
+      <w:r>
+        <w:rPr>
+          <w:rFonts w:ascii="Calibri" w:cs="Calibri" w:eastAsia="Calibri" w:hAnsi="Calibri"/>
+          <w:color w:val="888888"/>
+          <w:sz w:val="17"/>
+          <w:szCs w:val="17"/>
+        </w:rPr>
+        <w:t xml:space="preserve">	2023 – Present</w:t>
+      </w:r>
+    </w:p>
+    <w:p>
+      <w:pPr>
+        <w:spacing w:after="12" w:before="0"/>
+      </w:pPr>
+      <w:r>
+        <w:rPr>
+          <w:rFonts w:ascii="Calibri" w:cs="Calibri" w:eastAsia="Calibri" w:hAnsi="Calibri"/>
+          <w:i/>
+          <w:iCs/>
           <w:color w:val="555555"/>
-          <w:sz w:val="16"/>
-          <w:szCs w:val="16"/>
-        </w:rPr>
-        <w:t xml:space="preserve">	2023 – Present</w:t>
+          <w:sz w:val="17"/>
+          <w:szCs w:val="17"/>
+        </w:rPr>
+        <w:t xml:space="preserve">Kafka · Apache Flink · Apache Iceberg · Databricks · Snowflake</w:t>
       </w:r>
     </w:p>
     <w:p>
@@ -312,14 +583,14 @@
           <w:ilvl w:val="0"/>
           <w:numId w:val="2"/>
         </w:numPr>
-        <w:spacing w:after="14" w:before="14"/>
-      </w:pPr>
-      <w:r>
-        <w:rPr>
-          <w:rFonts w:ascii="Calibri" w:cs="Calibri" w:eastAsia="Calibri" w:hAnsi="Calibri"/>
-          <w:color w:val="111111"/>
-          <w:sz w:val="17"/>
-          <w:szCs w:val="17"/>
+        <w:spacing w:after="16" w:before="16"/>
+      </w:pPr>
+      <w:r>
+        <w:rPr>
+          <w:rFonts w:ascii="Calibri" w:cs="Calibri" w:eastAsia="Calibri" w:hAnsi="Calibri"/>
+          <w:color w:val="111111"/>
+          <w:sz w:val="18"/>
+          <w:szCs w:val="18"/>
         </w:rPr>
         <w:t xml:space="preserve">Designed a production-scale real-time pipeline using Kafka for event ingestion, Flink for stateful stream processing, Apache Iceberg for Lakehouse storage, and Snowflake for analytical serving</w:t>
       </w:r>
@@ -331,14 +602,14 @@
           <w:ilvl w:val="0"/>
           <w:numId w:val="2"/>
         </w:numPr>
-        <w:spacing w:after="14" w:before="14"/>
-      </w:pPr>
-      <w:r>
-        <w:rPr>
-          <w:rFonts w:ascii="Calibri" w:cs="Calibri" w:eastAsia="Calibri" w:hAnsi="Calibri"/>
-          <w:color w:val="111111"/>
-          <w:sz w:val="17"/>
-          <w:szCs w:val="17"/>
+        <w:spacing w:after="16" w:before="16"/>
+      </w:pPr>
+      <w:r>
+        <w:rPr>
+          <w:rFonts w:ascii="Calibri" w:cs="Calibri" w:eastAsia="Calibri" w:hAnsi="Calibri"/>
+          <w:color w:val="111111"/>
+          <w:sz w:val="18"/>
+          <w:szCs w:val="18"/>
         </w:rPr>
         <w:t xml:space="preserve">Implemented event-time processing, windowing, watermarking, state management, schema evolution, and fault-tolerant handling for out-of-order and late-arriving events</w:t>
       </w:r>
@@ -359,16 +630,32 @@
           <w:sz w:val="18"/>
           <w:szCs w:val="18"/>
         </w:rPr>
-        <w:t xml:space="preserve">Batch Data Engineering Platform  |  Airflow · PySpark · Databricks · Delta Lake</w:t>
-      </w:r>
-      <w:r>
-        <w:rPr>
-          <w:rFonts w:ascii="Calibri" w:cs="Calibri" w:eastAsia="Calibri" w:hAnsi="Calibri"/>
+        <w:t xml:space="preserve">Batch Data Engineering Platform</w:t>
+      </w:r>
+      <w:r>
+        <w:rPr>
+          <w:rFonts w:ascii="Calibri" w:cs="Calibri" w:eastAsia="Calibri" w:hAnsi="Calibri"/>
+          <w:color w:val="888888"/>
+          <w:sz w:val="17"/>
+          <w:szCs w:val="17"/>
+        </w:rPr>
+        <w:t xml:space="preserve">	2023 – Present</w:t>
+      </w:r>
+    </w:p>
+    <w:p>
+      <w:pPr>
+        <w:spacing w:after="12" w:before="0"/>
+      </w:pPr>
+      <w:r>
+        <w:rPr>
+          <w:rFonts w:ascii="Calibri" w:cs="Calibri" w:eastAsia="Calibri" w:hAnsi="Calibri"/>
+          <w:i/>
+          <w:iCs/>
           <w:color w:val="555555"/>
-          <w:sz w:val="16"/>
-          <w:szCs w:val="16"/>
-        </w:rPr>
-        <w:t xml:space="preserve">	2023 – Present</w:t>
+          <w:sz w:val="17"/>
+          <w:szCs w:val="17"/>
+        </w:rPr>
+        <w:t xml:space="preserve">Apache Airflow · PySpark · Databricks · Delta Lake</w:t>
       </w:r>
     </w:p>
     <w:p>
@@ -378,14 +665,14 @@
           <w:ilvl w:val="0"/>
           <w:numId w:val="2"/>
         </w:numPr>
-        <w:spacing w:after="14" w:before="14"/>
-      </w:pPr>
-      <w:r>
-        <w:rPr>
-          <w:rFonts w:ascii="Calibri" w:cs="Calibri" w:eastAsia="Calibri" w:hAnsi="Calibri"/>
-          <w:color w:val="111111"/>
-          <w:sz w:val="17"/>
-          <w:szCs w:val="17"/>
+        <w:spacing w:after="16" w:before="16"/>
+      </w:pPr>
+      <w:r>
+        <w:rPr>
+          <w:rFonts w:ascii="Calibri" w:cs="Calibri" w:eastAsia="Calibri" w:hAnsi="Calibri"/>
+          <w:color w:val="111111"/>
+          <w:sz w:val="18"/>
+          <w:szCs w:val="18"/>
         </w:rPr>
         <w:t xml:space="preserve">Built an end-to-end batch pipeline using Airflow for orchestration, PySpark/Databricks for distributed processing, and Delta Lake with Bronze-Silver-Gold medallion architecture</w:t>
       </w:r>
@@ -397,14 +684,14 @@
           <w:ilvl w:val="0"/>
           <w:numId w:val="2"/>
         </w:numPr>
-        <w:spacing w:after="14" w:before="14"/>
-      </w:pPr>
-      <w:r>
-        <w:rPr>
-          <w:rFonts w:ascii="Calibri" w:cs="Calibri" w:eastAsia="Calibri" w:hAnsi="Calibri"/>
-          <w:color w:val="111111"/>
-          <w:sz w:val="17"/>
-          <w:szCs w:val="17"/>
+        <w:spacing w:after="16" w:before="16"/>
+      </w:pPr>
+      <w:r>
+        <w:rPr>
+          <w:rFonts w:ascii="Calibri" w:cs="Calibri" w:eastAsia="Calibri" w:hAnsi="Calibri"/>
+          <w:color w:val="111111"/>
+          <w:sz w:val="18"/>
+          <w:szCs w:val="18"/>
         </w:rPr>
         <w:t xml:space="preserve">Implemented incremental processing, data quality checks, schema evolution, partitioning, and failure handling; automated execution using Airflow DAGs and Databricks Jobs</w:t>
       </w:r>
@@ -414,7 +701,7 @@
         <w:pBdr>
           <w:bottom w:val="single" w:color="1B7A8C" w:sz="6"/>
         </w:pBdr>
-        <w:spacing w:after="40" w:before="110"/>
+        <w:spacing w:after="50" w:before="120"/>
       </w:pPr>
       <w:r>
         <w:rPr>
@@ -422,252 +709,8 @@
           <w:b/>
           <w:bCs/>
           <w:color w:val="1B7A8C"/>
-          <w:sz w:val="19"/>
-          <w:szCs w:val="19"/>
-        </w:rPr>
-        <w:t xml:space="preserve">TECHNICAL SKILLS</w:t>
-      </w:r>
-    </w:p>
-    <w:p>
-      <w:pPr>
-        <w:spacing w:after="14" w:before="14"/>
-      </w:pPr>
-      <w:r>
-        <w:rPr>
-          <w:rFonts w:ascii="Calibri" w:cs="Calibri" w:eastAsia="Calibri" w:hAnsi="Calibri"/>
-          <w:b/>
-          <w:bCs/>
-          <w:color w:val="111111"/>
-          <w:sz w:val="17"/>
-          <w:szCs w:val="17"/>
-        </w:rPr>
-        <w:t xml:space="preserve">Programming &amp; Query: </w:t>
-      </w:r>
-      <w:r>
-        <w:rPr>
-          <w:rFonts w:ascii="Calibri" w:cs="Calibri" w:eastAsia="Calibri" w:hAnsi="Calibri"/>
-          <w:color w:val="111111"/>
-          <w:sz w:val="17"/>
-          <w:szCs w:val="17"/>
-        </w:rPr>
-        <w:t xml:space="preserve">Python, PySpark, SQL, Spark SQL</w:t>
-      </w:r>
-    </w:p>
-    <w:p>
-      <w:pPr>
-        <w:spacing w:after="14" w:before="14"/>
-      </w:pPr>
-      <w:r>
-        <w:rPr>
-          <w:rFonts w:ascii="Calibri" w:cs="Calibri" w:eastAsia="Calibri" w:hAnsi="Calibri"/>
-          <w:b/>
-          <w:bCs/>
-          <w:color w:val="111111"/>
-          <w:sz w:val="17"/>
-          <w:szCs w:val="17"/>
-        </w:rPr>
-        <w:t xml:space="preserve">Data Engineering &amp; ETL: </w:t>
-      </w:r>
-      <w:r>
-        <w:rPr>
-          <w:rFonts w:ascii="Calibri" w:cs="Calibri" w:eastAsia="Calibri" w:hAnsi="Calibri"/>
-          <w:color w:val="111111"/>
-          <w:sz w:val="17"/>
-          <w:szCs w:val="17"/>
-        </w:rPr>
-        <w:t xml:space="preserve">Apache Spark, Databricks, Azure Data Factory, SSIS, Apache NiFi</w:t>
-      </w:r>
-    </w:p>
-    <w:p>
-      <w:pPr>
-        <w:spacing w:after="14" w:before="14"/>
-      </w:pPr>
-      <w:r>
-        <w:rPr>
-          <w:rFonts w:ascii="Calibri" w:cs="Calibri" w:eastAsia="Calibri" w:hAnsi="Calibri"/>
-          <w:b/>
-          <w:bCs/>
-          <w:color w:val="111111"/>
-          <w:sz w:val="17"/>
-          <w:szCs w:val="17"/>
-        </w:rPr>
-        <w:t xml:space="preserve">Data Lake &amp; Lakehouse: </w:t>
-      </w:r>
-      <w:r>
-        <w:rPr>
-          <w:rFonts w:ascii="Calibri" w:cs="Calibri" w:eastAsia="Calibri" w:hAnsi="Calibri"/>
-          <w:color w:val="111111"/>
-          <w:sz w:val="17"/>
-          <w:szCs w:val="17"/>
-        </w:rPr>
-        <w:t xml:space="preserve">Delta Lake, Apache Iceberg, Azure Data Lake Storage, Medallion Architecture</w:t>
-      </w:r>
-    </w:p>
-    <w:p>
-      <w:pPr>
-        <w:spacing w:after="14" w:before="14"/>
-      </w:pPr>
-      <w:r>
-        <w:rPr>
-          <w:rFonts w:ascii="Calibri" w:cs="Calibri" w:eastAsia="Calibri" w:hAnsi="Calibri"/>
-          <w:b/>
-          <w:bCs/>
-          <w:color w:val="111111"/>
-          <w:sz w:val="17"/>
-          <w:szCs w:val="17"/>
-        </w:rPr>
-        <w:t xml:space="preserve">Data Warehousing: </w:t>
-      </w:r>
-      <w:r>
-        <w:rPr>
-          <w:rFonts w:ascii="Calibri" w:cs="Calibri" w:eastAsia="Calibri" w:hAnsi="Calibri"/>
-          <w:color w:val="111111"/>
-          <w:sz w:val="17"/>
-          <w:szCs w:val="17"/>
-        </w:rPr>
-        <w:t xml:space="preserve">Snowflake, Azure Synapse Analytics</w:t>
-      </w:r>
-    </w:p>
-    <w:p>
-      <w:pPr>
-        <w:spacing w:after="14" w:before="14"/>
-      </w:pPr>
-      <w:r>
-        <w:rPr>
-          <w:rFonts w:ascii="Calibri" w:cs="Calibri" w:eastAsia="Calibri" w:hAnsi="Calibri"/>
-          <w:b/>
-          <w:bCs/>
-          <w:color w:val="111111"/>
-          <w:sz w:val="17"/>
-          <w:szCs w:val="17"/>
-        </w:rPr>
-        <w:t xml:space="preserve">Streaming &amp; Real-Time: </w:t>
-      </w:r>
-      <w:r>
-        <w:rPr>
-          <w:rFonts w:ascii="Calibri" w:cs="Calibri" w:eastAsia="Calibri" w:hAnsi="Calibri"/>
-          <w:color w:val="111111"/>
-          <w:sz w:val="17"/>
-          <w:szCs w:val="17"/>
-        </w:rPr>
-        <w:t xml:space="preserve">Apache Kafka, Apache Flink, Apache NiFi, Kafka Connect</w:t>
-      </w:r>
-    </w:p>
-    <w:p>
-      <w:pPr>
-        <w:spacing w:after="14" w:before="14"/>
-      </w:pPr>
-      <w:r>
-        <w:rPr>
-          <w:rFonts w:ascii="Calibri" w:cs="Calibri" w:eastAsia="Calibri" w:hAnsi="Calibri"/>
-          <w:b/>
-          <w:bCs/>
-          <w:color w:val="111111"/>
-          <w:sz w:val="17"/>
-          <w:szCs w:val="17"/>
-        </w:rPr>
-        <w:t xml:space="preserve">Orchestration: </w:t>
-      </w:r>
-      <w:r>
-        <w:rPr>
-          <w:rFonts w:ascii="Calibri" w:cs="Calibri" w:eastAsia="Calibri" w:hAnsi="Calibri"/>
-          <w:color w:val="111111"/>
-          <w:sz w:val="17"/>
-          <w:szCs w:val="17"/>
-        </w:rPr>
-        <w:t xml:space="preserve">Apache Airflow, Databricks Workflows</w:t>
-      </w:r>
-    </w:p>
-    <w:p>
-      <w:pPr>
-        <w:spacing w:after="14" w:before="14"/>
-      </w:pPr>
-      <w:r>
-        <w:rPr>
-          <w:rFonts w:ascii="Calibri" w:cs="Calibri" w:eastAsia="Calibri" w:hAnsi="Calibri"/>
-          <w:b/>
-          <w:bCs/>
-          <w:color w:val="111111"/>
-          <w:sz w:val="17"/>
-          <w:szCs w:val="17"/>
-        </w:rPr>
-        <w:t xml:space="preserve">Cloud &amp; Big Data: </w:t>
-      </w:r>
-      <w:r>
-        <w:rPr>
-          <w:rFonts w:ascii="Calibri" w:cs="Calibri" w:eastAsia="Calibri" w:hAnsi="Calibri"/>
-          <w:color w:val="111111"/>
-          <w:sz w:val="17"/>
-          <w:szCs w:val="17"/>
-        </w:rPr>
-        <w:t xml:space="preserve">Azure: ADLS, ADF, Databricks, Synapse, Unity Catalog</w:t>
-      </w:r>
-    </w:p>
-    <w:p>
-      <w:pPr>
-        <w:spacing w:after="14" w:before="14"/>
-      </w:pPr>
-      <w:r>
-        <w:rPr>
-          <w:rFonts w:ascii="Calibri" w:cs="Calibri" w:eastAsia="Calibri" w:hAnsi="Calibri"/>
-          <w:b/>
-          <w:bCs/>
-          <w:color w:val="111111"/>
-          <w:sz w:val="17"/>
-          <w:szCs w:val="17"/>
-        </w:rPr>
-        <w:t xml:space="preserve">Databases: </w:t>
-      </w:r>
-      <w:r>
-        <w:rPr>
-          <w:rFonts w:ascii="Calibri" w:cs="Calibri" w:eastAsia="Calibri" w:hAnsi="Calibri"/>
-          <w:color w:val="111111"/>
-          <w:sz w:val="17"/>
-          <w:szCs w:val="17"/>
-        </w:rPr>
-        <w:t xml:space="preserve">SQL Server, MySQL, PostgreSQL, Snowflake</w:t>
-      </w:r>
-    </w:p>
-    <w:p>
-      <w:pPr>
-        <w:spacing w:after="14" w:before="14"/>
-      </w:pPr>
-      <w:r>
-        <w:rPr>
-          <w:rFonts w:ascii="Calibri" w:cs="Calibri" w:eastAsia="Calibri" w:hAnsi="Calibri"/>
-          <w:b/>
-          <w:bCs/>
-          <w:color w:val="111111"/>
-          <w:sz w:val="17"/>
-          <w:szCs w:val="17"/>
-        </w:rPr>
-        <w:t xml:space="preserve">o9 Solutions Platform: </w:t>
-      </w:r>
-      <w:r>
-        <w:rPr>
-          <w:rFonts w:ascii="Calibri" w:cs="Calibri" w:eastAsia="Calibri" w:hAnsi="Calibri"/>
-          <w:color w:val="111111"/>
-          <w:sz w:val="17"/>
-          <w:szCs w:val="17"/>
-        </w:rPr>
-        <w:t xml:space="preserve">o9 Digital Brain, Enterprise Knowledge Graph, IBPL, o9 DB Designer, Graph Cube, Supply/Demand Planning, Order Management, MRP</w:t>
-      </w:r>
-    </w:p>
-    <w:p>
-      <w:pPr>
-        <w:pBdr>
-          <w:bottom w:val="single" w:color="1B7A8C" w:sz="6"/>
-        </w:pBdr>
-        <w:spacing w:after="40" w:before="110"/>
-      </w:pPr>
-      <w:r>
-        <w:rPr>
-          <w:rFonts w:ascii="Calibri" w:cs="Calibri" w:eastAsia="Calibri" w:hAnsi="Calibri"/>
-          <w:b/>
-          <w:bCs/>
-          <w:color w:val="1B7A8C"/>
-          <w:sz w:val="19"/>
-          <w:szCs w:val="19"/>
+          <w:sz w:val="20"/>
+          <w:szCs w:val="20"/>
         </w:rPr>
         <w:t xml:space="preserve">EDUCATION</w:t>
       </w:r>
@@ -688,28 +731,28 @@
           <w:sz w:val="18"/>
           <w:szCs w:val="18"/>
         </w:rPr>
-        <w:t xml:space="preserve">NIT Tiruchirapalli  –  B.Tech, Production Engineering</w:t>
-      </w:r>
-      <w:r>
-        <w:rPr>
-          <w:rFonts w:ascii="Calibri" w:cs="Calibri" w:eastAsia="Calibri" w:hAnsi="Calibri"/>
-          <w:color w:val="555555"/>
-          <w:sz w:val="16"/>
-          <w:szCs w:val="16"/>
-        </w:rPr>
-        <w:t xml:space="preserve">	July 2018 – August 2022</w:t>
-      </w:r>
-    </w:p>
-    <w:p>
-      <w:pPr>
-        <w:spacing w:after="10" w:before="10"/>
-      </w:pPr>
-      <w:r>
-        <w:rPr>
-          <w:rFonts w:ascii="Calibri" w:cs="Calibri" w:eastAsia="Calibri" w:hAnsi="Calibri"/>
-          <w:color w:val="111111"/>
+        <w:t xml:space="preserve">NIT Tiruchirapalli  —  B.Tech, Production Engineering</w:t>
+      </w:r>
+      <w:r>
+        <w:rPr>
+          <w:rFonts w:ascii="Calibri" w:cs="Calibri" w:eastAsia="Calibri" w:hAnsi="Calibri"/>
+          <w:color w:val="888888"/>
           <w:sz w:val="17"/>
           <w:szCs w:val="17"/>
+        </w:rPr>
+        <w:t xml:space="preserve">	Jul 2018 – Aug 2022</w:t>
+      </w:r>
+    </w:p>
+    <w:p>
+      <w:pPr>
+        <w:spacing w:after="8" w:before="8"/>
+      </w:pPr>
+      <w:r>
+        <w:rPr>
+          <w:rFonts w:ascii="Calibri" w:cs="Calibri" w:eastAsia="Calibri" w:hAnsi="Calibri"/>
+          <w:color w:val="555555"/>
+          <w:sz w:val="18"/>
+          <w:szCs w:val="18"/>
         </w:rPr>
         <w:t xml:space="preserve">CGPA: 7.72 / 10</w:t>
       </w:r>
@@ -719,7 +762,7 @@
         <w:pBdr>
           <w:bottom w:val="single" w:color="1B7A8C" w:sz="6"/>
         </w:pBdr>
-        <w:spacing w:after="40" w:before="110"/>
+        <w:spacing w:after="50" w:before="120"/>
       </w:pPr>
       <w:r>
         <w:rPr>
@@ -727,10 +770,10 @@
           <w:b/>
           <w:bCs/>
           <w:color w:val="1B7A8C"/>
-          <w:sz w:val="19"/>
-          <w:szCs w:val="19"/>
-        </w:rPr>
-        <w:t xml:space="preserve">ACHIEVEMENTS</w:t>
+          <w:sz w:val="20"/>
+          <w:szCs w:val="20"/>
+        </w:rPr>
+        <w:t xml:space="preserve">AWARDS / ACHIEVEMENTS</w:t>
       </w:r>
     </w:p>
     <w:p>
@@ -740,27 +783,27 @@
           <w:ilvl w:val="0"/>
           <w:numId w:val="2"/>
         </w:numPr>
-        <w:spacing w:after="14" w:before="14"/>
-      </w:pPr>
-      <w:r>
-        <w:rPr>
-          <w:rFonts w:ascii="Calibri" w:cs="Calibri" w:eastAsia="Calibri" w:hAnsi="Calibri"/>
-          <w:b/>
-          <w:bCs/>
-          <w:color w:val="111111"/>
-          <w:sz w:val="17"/>
-          <w:szCs w:val="17"/>
-        </w:rPr>
-        <w:t xml:space="preserve">Spot Award (×2):</w:t>
-      </w:r>
-      <w:r>
-        <w:rPr>
-          <w:rFonts w:ascii="Calibri" w:cs="Calibri" w:eastAsia="Calibri" w:hAnsi="Calibri"/>
-          <w:color w:val="111111"/>
-          <w:sz w:val="17"/>
-          <w:szCs w:val="17"/>
-        </w:rPr>
-        <w:t xml:space="preserve">  Recognized twice for exceptional contribution and delivery of high-impact projects at o9 Solutions</w:t>
+        <w:spacing w:after="16" w:before="16"/>
+      </w:pPr>
+      <w:r>
+        <w:rPr>
+          <w:rFonts w:ascii="Calibri" w:cs="Calibri" w:eastAsia="Calibri" w:hAnsi="Calibri"/>
+          <w:b/>
+          <w:bCs/>
+          <w:color w:val="111111"/>
+          <w:sz w:val="18"/>
+          <w:szCs w:val="18"/>
+        </w:rPr>
+        <w:t xml:space="preserve">Spot Award (×2) – o9 Solutions:</w:t>
+      </w:r>
+      <w:r>
+        <w:rPr>
+          <w:rFonts w:ascii="Calibri" w:cs="Calibri" w:eastAsia="Calibri" w:hAnsi="Calibri"/>
+          <w:color w:val="111111"/>
+          <w:sz w:val="18"/>
+          <w:szCs w:val="18"/>
+        </w:rPr>
+        <w:t xml:space="preserve">  Recognized twice for exceptional contribution and on-time delivery of high-impact supply chain data projects</w:t>
       </w:r>
     </w:p>
     <w:sectPr>
@@ -945,7 +988,7 @@
       <w:lvlText w:val="•"/>
       <w:lvlJc w:val="left"/>
       <w:pPr>
-        <w:ind w:left="259" w:hanging="259"/>
+        <w:ind w:left="288" w:hanging="288"/>
       </w:pPr>
     </w:lvl>
   </w:abstractNum>
